--- a/document_templates/Ведомость выдачи спецодежды зимняя_шаблон.docx
+++ b/document_templates/Ведомость выдачи спецодежды зимняя_шаблон.docx
@@ -963,53 +963,53 @@
               <w:spacing w:before="200"/>
               <w:jc w:val="center"/>
               <w:rPr>
-                <w:sz w:val="18"/>
-                <w:szCs w:val="18"/>
-              </w:rPr>
-            </w:pPr>
-            <w:r>
-              <w:rPr>
-                <w:sz w:val="18"/>
-                <w:szCs w:val="18"/>
+                <w:sz w:val="20"/>
+                <w:szCs w:val="20"/>
+              </w:rPr>
+            </w:pPr>
+            <w:r>
+              <w:rPr>
+                <w:sz w:val="20"/>
+                <w:szCs w:val="20"/>
               </w:rPr>
               <w:t>Но</w:t>
             </w:r>
             <w:r>
               <w:rPr>
-                <w:sz w:val="18"/>
-                <w:szCs w:val="18"/>
+                <w:sz w:val="20"/>
+                <w:szCs w:val="20"/>
               </w:rPr>
               <w:softHyphen/>
               <w:t>мер</w:t>
             </w:r>
             <w:r>
               <w:rPr>
-                <w:sz w:val="18"/>
-                <w:szCs w:val="18"/>
+                <w:sz w:val="20"/>
+                <w:szCs w:val="20"/>
               </w:rPr>
               <w:br/>
               <w:t>по</w:t>
             </w:r>
             <w:r>
               <w:rPr>
-                <w:sz w:val="18"/>
-                <w:szCs w:val="18"/>
+                <w:sz w:val="20"/>
+                <w:szCs w:val="20"/>
               </w:rPr>
               <w:br/>
               <w:t>по</w:t>
             </w:r>
             <w:r>
               <w:rPr>
-                <w:sz w:val="18"/>
-                <w:szCs w:val="18"/>
+                <w:sz w:val="20"/>
+                <w:szCs w:val="20"/>
               </w:rPr>
               <w:softHyphen/>
               <w:t>ряд</w:t>
             </w:r>
             <w:r>
               <w:rPr>
-                <w:sz w:val="18"/>
-                <w:szCs w:val="18"/>
+                <w:sz w:val="20"/>
+                <w:szCs w:val="20"/>
               </w:rPr>
               <w:softHyphen/>
               <w:t>ку</w:t>
@@ -1032,45 +1032,45 @@
               <w:spacing w:before="200"/>
               <w:jc w:val="center"/>
               <w:rPr>
-                <w:sz w:val="18"/>
-                <w:szCs w:val="18"/>
-              </w:rPr>
-            </w:pPr>
-            <w:r>
-              <w:rPr>
-                <w:sz w:val="18"/>
-                <w:szCs w:val="18"/>
+                <w:sz w:val="20"/>
+                <w:szCs w:val="20"/>
+              </w:rPr>
+            </w:pPr>
+            <w:r>
+              <w:rPr>
+                <w:sz w:val="20"/>
+                <w:szCs w:val="20"/>
               </w:rPr>
               <w:t>Фа</w:t>
             </w:r>
             <w:r>
               <w:rPr>
-                <w:sz w:val="18"/>
-                <w:szCs w:val="18"/>
+                <w:sz w:val="20"/>
+                <w:szCs w:val="20"/>
               </w:rPr>
               <w:softHyphen/>
               <w:t>ми</w:t>
             </w:r>
             <w:r>
               <w:rPr>
-                <w:sz w:val="18"/>
-                <w:szCs w:val="18"/>
+                <w:sz w:val="20"/>
+                <w:szCs w:val="20"/>
               </w:rPr>
               <w:softHyphen/>
               <w:t>лия, имя, от</w:t>
             </w:r>
             <w:r>
               <w:rPr>
-                <w:sz w:val="18"/>
-                <w:szCs w:val="18"/>
+                <w:sz w:val="20"/>
+                <w:szCs w:val="20"/>
               </w:rPr>
               <w:softHyphen/>
               <w:t>чест</w:t>
             </w:r>
             <w:r>
               <w:rPr>
-                <w:sz w:val="18"/>
-                <w:szCs w:val="18"/>
+                <w:sz w:val="20"/>
+                <w:szCs w:val="20"/>
               </w:rPr>
               <w:softHyphen/>
               <w:t>во</w:t>
@@ -1093,37 +1093,37 @@
               <w:spacing w:before="200"/>
               <w:jc w:val="center"/>
               <w:rPr>
-                <w:sz w:val="18"/>
-                <w:szCs w:val="18"/>
-              </w:rPr>
-            </w:pPr>
-            <w:r>
-              <w:rPr>
-                <w:sz w:val="18"/>
-                <w:szCs w:val="18"/>
+                <w:sz w:val="20"/>
+                <w:szCs w:val="20"/>
+              </w:rPr>
+            </w:pPr>
+            <w:r>
+              <w:rPr>
+                <w:sz w:val="20"/>
+                <w:szCs w:val="20"/>
               </w:rPr>
               <w:t>Та</w:t>
             </w:r>
             <w:r>
               <w:rPr>
-                <w:sz w:val="18"/>
-                <w:szCs w:val="18"/>
+                <w:sz w:val="20"/>
+                <w:szCs w:val="20"/>
               </w:rPr>
               <w:softHyphen/>
               <w:t>бель</w:t>
             </w:r>
             <w:r>
               <w:rPr>
-                <w:sz w:val="18"/>
-                <w:szCs w:val="18"/>
+                <w:sz w:val="20"/>
+                <w:szCs w:val="20"/>
               </w:rPr>
               <w:softHyphen/>
               <w:t>ный но</w:t>
             </w:r>
             <w:r>
               <w:rPr>
-                <w:sz w:val="18"/>
-                <w:szCs w:val="18"/>
+                <w:sz w:val="20"/>
+                <w:szCs w:val="20"/>
               </w:rPr>
               <w:softHyphen/>
               <w:t>мер</w:t>
@@ -1146,117 +1146,117 @@
             <w:pPr>
               <w:jc w:val="center"/>
               <w:rPr>
-                <w:sz w:val="18"/>
-                <w:szCs w:val="18"/>
-              </w:rPr>
-            </w:pPr>
-            <w:r>
-              <w:rPr>
-                <w:sz w:val="18"/>
-                <w:szCs w:val="18"/>
+                <w:sz w:val="20"/>
+                <w:szCs w:val="20"/>
+              </w:rPr>
+            </w:pPr>
+            <w:r>
+              <w:rPr>
+                <w:sz w:val="20"/>
+                <w:szCs w:val="20"/>
               </w:rPr>
               <w:t>Спец</w:t>
             </w:r>
             <w:r>
               <w:rPr>
-                <w:sz w:val="18"/>
-                <w:szCs w:val="18"/>
+                <w:sz w:val="20"/>
+                <w:szCs w:val="20"/>
               </w:rPr>
               <w:softHyphen/>
               <w:t>о</w:t>
             </w:r>
             <w:r>
               <w:rPr>
-                <w:sz w:val="18"/>
-                <w:szCs w:val="18"/>
+                <w:sz w:val="20"/>
+                <w:szCs w:val="20"/>
               </w:rPr>
               <w:softHyphen/>
               <w:t>деж</w:t>
             </w:r>
             <w:r>
               <w:rPr>
-                <w:sz w:val="18"/>
-                <w:szCs w:val="18"/>
+                <w:sz w:val="20"/>
+                <w:szCs w:val="20"/>
               </w:rPr>
               <w:softHyphen/>
               <w:t>да, спец</w:t>
             </w:r>
             <w:r>
               <w:rPr>
-                <w:sz w:val="18"/>
-                <w:szCs w:val="18"/>
+                <w:sz w:val="20"/>
+                <w:szCs w:val="20"/>
               </w:rPr>
               <w:softHyphen/>
               <w:t>о</w:t>
             </w:r>
             <w:r>
               <w:rPr>
-                <w:sz w:val="18"/>
-                <w:szCs w:val="18"/>
+                <w:sz w:val="20"/>
+                <w:szCs w:val="20"/>
               </w:rPr>
               <w:softHyphen/>
               <w:t>бувь и пре</w:t>
             </w:r>
             <w:r>
               <w:rPr>
-                <w:sz w:val="18"/>
-                <w:szCs w:val="18"/>
+                <w:sz w:val="20"/>
+                <w:szCs w:val="20"/>
               </w:rPr>
               <w:softHyphen/>
               <w:t>до-хра</w:t>
             </w:r>
             <w:r>
               <w:rPr>
-                <w:sz w:val="18"/>
-                <w:szCs w:val="18"/>
+                <w:sz w:val="20"/>
+                <w:szCs w:val="20"/>
               </w:rPr>
               <w:softHyphen/>
               <w:t>ни</w:t>
             </w:r>
             <w:r>
               <w:rPr>
-                <w:sz w:val="18"/>
-                <w:szCs w:val="18"/>
+                <w:sz w:val="20"/>
+                <w:szCs w:val="20"/>
               </w:rPr>
               <w:softHyphen/>
               <w:t>тель</w:t>
             </w:r>
             <w:r>
               <w:rPr>
-                <w:sz w:val="18"/>
-                <w:szCs w:val="18"/>
+                <w:sz w:val="20"/>
+                <w:szCs w:val="20"/>
               </w:rPr>
               <w:softHyphen/>
               <w:t>ные при</w:t>
             </w:r>
             <w:r>
               <w:rPr>
-                <w:sz w:val="18"/>
-                <w:szCs w:val="18"/>
+                <w:sz w:val="20"/>
+                <w:szCs w:val="20"/>
               </w:rPr>
               <w:softHyphen/>
               <w:t>спо</w:t>
             </w:r>
             <w:r>
               <w:rPr>
-                <w:sz w:val="18"/>
-                <w:szCs w:val="18"/>
+                <w:sz w:val="20"/>
+                <w:szCs w:val="20"/>
               </w:rPr>
               <w:softHyphen/>
               <w:t>соб</w:t>
             </w:r>
             <w:r>
               <w:rPr>
-                <w:sz w:val="18"/>
-                <w:szCs w:val="18"/>
+                <w:sz w:val="20"/>
+                <w:szCs w:val="20"/>
               </w:rPr>
               <w:softHyphen/>
               <w:t>ле</w:t>
             </w:r>
             <w:r>
               <w:rPr>
-                <w:sz w:val="18"/>
-                <w:szCs w:val="18"/>
+                <w:sz w:val="20"/>
+                <w:szCs w:val="20"/>
               </w:rPr>
               <w:softHyphen/>
               <w:t>ния</w:t>
@@ -1279,53 +1279,53 @@
             <w:pPr>
               <w:jc w:val="center"/>
               <w:rPr>
-                <w:sz w:val="18"/>
-                <w:szCs w:val="18"/>
-              </w:rPr>
-            </w:pPr>
-            <w:r>
-              <w:rPr>
-                <w:sz w:val="18"/>
-                <w:szCs w:val="18"/>
+                <w:sz w:val="20"/>
+                <w:szCs w:val="20"/>
+              </w:rPr>
+            </w:pPr>
+            <w:r>
+              <w:rPr>
+                <w:sz w:val="20"/>
+                <w:szCs w:val="20"/>
               </w:rPr>
               <w:t>Еди</w:t>
             </w:r>
             <w:r>
               <w:rPr>
-                <w:sz w:val="18"/>
-                <w:szCs w:val="18"/>
+                <w:sz w:val="20"/>
+                <w:szCs w:val="20"/>
               </w:rPr>
               <w:softHyphen/>
               <w:t>ни</w:t>
             </w:r>
             <w:r>
               <w:rPr>
-                <w:sz w:val="18"/>
-                <w:szCs w:val="18"/>
+                <w:sz w:val="20"/>
+                <w:szCs w:val="20"/>
               </w:rPr>
               <w:softHyphen/>
               <w:t>ца из</w:t>
             </w:r>
             <w:r>
               <w:rPr>
-                <w:sz w:val="18"/>
-                <w:szCs w:val="18"/>
+                <w:sz w:val="20"/>
+                <w:szCs w:val="20"/>
               </w:rPr>
               <w:softHyphen/>
               <w:t>ме</w:t>
             </w:r>
             <w:r>
               <w:rPr>
-                <w:sz w:val="18"/>
-                <w:szCs w:val="18"/>
+                <w:sz w:val="20"/>
+                <w:szCs w:val="20"/>
               </w:rPr>
               <w:softHyphen/>
               <w:t>ре</w:t>
             </w:r>
             <w:r>
               <w:rPr>
-                <w:sz w:val="18"/>
-                <w:szCs w:val="18"/>
+                <w:sz w:val="20"/>
+                <w:szCs w:val="20"/>
               </w:rPr>
               <w:softHyphen/>
               <w:t>ния</w:t>
@@ -1348,37 +1348,37 @@
               <w:spacing w:before="200"/>
               <w:jc w:val="center"/>
               <w:rPr>
-                <w:sz w:val="18"/>
-                <w:szCs w:val="18"/>
-              </w:rPr>
-            </w:pPr>
-            <w:r>
-              <w:rPr>
-                <w:sz w:val="18"/>
-                <w:szCs w:val="18"/>
+                <w:sz w:val="20"/>
+                <w:szCs w:val="20"/>
+              </w:rPr>
+            </w:pPr>
+            <w:r>
+              <w:rPr>
+                <w:sz w:val="20"/>
+                <w:szCs w:val="20"/>
               </w:rPr>
               <w:t>Ко</w:t>
             </w:r>
             <w:r>
               <w:rPr>
-                <w:sz w:val="18"/>
-                <w:szCs w:val="18"/>
+                <w:sz w:val="20"/>
+                <w:szCs w:val="20"/>
               </w:rPr>
               <w:softHyphen/>
               <w:t>ли</w:t>
             </w:r>
             <w:r>
               <w:rPr>
-                <w:sz w:val="18"/>
-                <w:szCs w:val="18"/>
+                <w:sz w:val="20"/>
+                <w:szCs w:val="20"/>
               </w:rPr>
               <w:softHyphen/>
               <w:t>чест</w:t>
             </w:r>
             <w:r>
               <w:rPr>
-                <w:sz w:val="18"/>
-                <w:szCs w:val="18"/>
+                <w:sz w:val="20"/>
+                <w:szCs w:val="20"/>
               </w:rPr>
               <w:softHyphen/>
               <w:t>во</w:t>
@@ -1400,21 +1400,21 @@
               <w:spacing w:before="200"/>
               <w:jc w:val="center"/>
               <w:rPr>
-                <w:sz w:val="18"/>
-                <w:szCs w:val="18"/>
-              </w:rPr>
-            </w:pPr>
-            <w:r>
-              <w:rPr>
-                <w:sz w:val="18"/>
-                <w:szCs w:val="18"/>
+                <w:sz w:val="20"/>
+                <w:szCs w:val="20"/>
+              </w:rPr>
+            </w:pPr>
+            <w:r>
+              <w:rPr>
+                <w:sz w:val="20"/>
+                <w:szCs w:val="20"/>
               </w:rPr>
               <w:t>Да</w:t>
             </w:r>
             <w:r>
               <w:rPr>
-                <w:sz w:val="18"/>
-                <w:szCs w:val="18"/>
+                <w:sz w:val="20"/>
+                <w:szCs w:val="20"/>
               </w:rPr>
               <w:softHyphen/>
               <w:t xml:space="preserve">та </w:t>
@@ -1422,15 +1422,15 @@
             <w:proofErr w:type="spellStart"/>
             <w:r>
               <w:rPr>
-                <w:sz w:val="18"/>
-                <w:szCs w:val="18"/>
+                <w:sz w:val="20"/>
+                <w:szCs w:val="20"/>
               </w:rPr>
               <w:t>по</w:t>
             </w:r>
             <w:r>
               <w:rPr>
-                <w:sz w:val="18"/>
-                <w:szCs w:val="18"/>
+                <w:sz w:val="20"/>
+                <w:szCs w:val="20"/>
               </w:rPr>
               <w:softHyphen/>
               <w:t>ступ</w:t>
@@ -1438,30 +1438,30 @@
             <w:proofErr w:type="spellEnd"/>
             <w:r>
               <w:rPr>
-                <w:sz w:val="18"/>
-                <w:szCs w:val="18"/>
+                <w:sz w:val="20"/>
+                <w:szCs w:val="20"/>
               </w:rPr>
               <w:t>-</w:t>
             </w:r>
             <w:r>
               <w:rPr>
-                <w:sz w:val="18"/>
-                <w:szCs w:val="18"/>
+                <w:sz w:val="20"/>
+                <w:szCs w:val="20"/>
               </w:rPr>
               <w:br/>
             </w:r>
             <w:proofErr w:type="spellStart"/>
             <w:r>
               <w:rPr>
-                <w:sz w:val="18"/>
-                <w:szCs w:val="18"/>
+                <w:sz w:val="20"/>
+                <w:szCs w:val="20"/>
               </w:rPr>
               <w:t>ле</w:t>
             </w:r>
             <w:r>
               <w:rPr>
-                <w:sz w:val="18"/>
-                <w:szCs w:val="18"/>
+                <w:sz w:val="20"/>
+                <w:szCs w:val="20"/>
               </w:rPr>
               <w:softHyphen/>
               <w:t>ния</w:t>
@@ -1469,46 +1469,46 @@
             <w:proofErr w:type="spellEnd"/>
             <w:r>
               <w:rPr>
-                <w:sz w:val="18"/>
-                <w:szCs w:val="18"/>
+                <w:sz w:val="20"/>
+                <w:szCs w:val="20"/>
               </w:rPr>
               <w:t xml:space="preserve"> в экс-</w:t>
             </w:r>
             <w:r>
               <w:rPr>
-                <w:sz w:val="18"/>
-                <w:szCs w:val="18"/>
+                <w:sz w:val="20"/>
+                <w:szCs w:val="20"/>
               </w:rPr>
               <w:br/>
             </w:r>
             <w:proofErr w:type="spellStart"/>
             <w:r>
               <w:rPr>
-                <w:sz w:val="18"/>
-                <w:szCs w:val="18"/>
+                <w:sz w:val="20"/>
+                <w:szCs w:val="20"/>
               </w:rPr>
               <w:t>плу</w:t>
             </w:r>
             <w:r>
               <w:rPr>
-                <w:sz w:val="18"/>
-                <w:szCs w:val="18"/>
+                <w:sz w:val="20"/>
+                <w:szCs w:val="20"/>
               </w:rPr>
               <w:softHyphen/>
               <w:t>а</w:t>
             </w:r>
             <w:r>
               <w:rPr>
-                <w:sz w:val="18"/>
-                <w:szCs w:val="18"/>
+                <w:sz w:val="20"/>
+                <w:szCs w:val="20"/>
               </w:rPr>
               <w:softHyphen/>
               <w:t>та</w:t>
             </w:r>
             <w:r>
               <w:rPr>
-                <w:sz w:val="18"/>
-                <w:szCs w:val="18"/>
+                <w:sz w:val="20"/>
+                <w:szCs w:val="20"/>
               </w:rPr>
               <w:softHyphen/>
               <w:t>цию</w:t>
@@ -1532,29 +1532,29 @@
               <w:spacing w:before="200"/>
               <w:jc w:val="center"/>
               <w:rPr>
-                <w:sz w:val="18"/>
-                <w:szCs w:val="18"/>
-              </w:rPr>
-            </w:pPr>
-            <w:r>
-              <w:rPr>
-                <w:sz w:val="18"/>
-                <w:szCs w:val="18"/>
+                <w:sz w:val="20"/>
+                <w:szCs w:val="20"/>
+              </w:rPr>
+            </w:pPr>
+            <w:r>
+              <w:rPr>
+                <w:sz w:val="20"/>
+                <w:szCs w:val="20"/>
               </w:rPr>
               <w:t>Срок</w:t>
             </w:r>
             <w:r>
               <w:rPr>
-                <w:sz w:val="18"/>
-                <w:szCs w:val="18"/>
+                <w:sz w:val="20"/>
+                <w:szCs w:val="20"/>
               </w:rPr>
               <w:br/>
               <w:t>служ</w:t>
             </w:r>
             <w:r>
               <w:rPr>
-                <w:sz w:val="18"/>
-                <w:szCs w:val="18"/>
+                <w:sz w:val="20"/>
+                <w:szCs w:val="20"/>
               </w:rPr>
               <w:softHyphen/>
               <w:t>бы</w:t>
@@ -1575,69 +1575,69 @@
               <w:spacing w:before="200"/>
               <w:jc w:val="center"/>
               <w:rPr>
-                <w:sz w:val="18"/>
-                <w:szCs w:val="18"/>
-              </w:rPr>
-            </w:pPr>
-            <w:r>
-              <w:rPr>
-                <w:sz w:val="18"/>
-                <w:szCs w:val="18"/>
+                <w:sz w:val="20"/>
+                <w:szCs w:val="20"/>
+              </w:rPr>
+            </w:pPr>
+            <w:r>
+              <w:rPr>
+                <w:sz w:val="20"/>
+                <w:szCs w:val="20"/>
               </w:rPr>
               <w:t>Под</w:t>
             </w:r>
             <w:r>
               <w:rPr>
-                <w:sz w:val="18"/>
-                <w:szCs w:val="18"/>
+                <w:sz w:val="20"/>
+                <w:szCs w:val="20"/>
               </w:rPr>
               <w:softHyphen/>
               <w:t>пись в</w:t>
             </w:r>
             <w:r>
               <w:rPr>
-                <w:sz w:val="18"/>
-                <w:szCs w:val="18"/>
+                <w:sz w:val="20"/>
+                <w:szCs w:val="20"/>
               </w:rPr>
               <w:br/>
               <w:t>по</w:t>
             </w:r>
             <w:r>
               <w:rPr>
-                <w:sz w:val="18"/>
-                <w:szCs w:val="18"/>
+                <w:sz w:val="20"/>
+                <w:szCs w:val="20"/>
               </w:rPr>
               <w:softHyphen/>
               <w:t>лу</w:t>
             </w:r>
             <w:r>
               <w:rPr>
-                <w:sz w:val="18"/>
-                <w:szCs w:val="18"/>
+                <w:sz w:val="20"/>
+                <w:szCs w:val="20"/>
               </w:rPr>
               <w:softHyphen/>
               <w:t>че</w:t>
             </w:r>
             <w:r>
               <w:rPr>
-                <w:sz w:val="18"/>
-                <w:szCs w:val="18"/>
+                <w:sz w:val="20"/>
+                <w:szCs w:val="20"/>
               </w:rPr>
               <w:softHyphen/>
               <w:t>нии</w:t>
             </w:r>
             <w:r>
               <w:rPr>
-                <w:sz w:val="18"/>
-                <w:szCs w:val="18"/>
+                <w:sz w:val="20"/>
+                <w:szCs w:val="20"/>
               </w:rPr>
               <w:br/>
               <w:t>(сда</w:t>
             </w:r>
             <w:r>
               <w:rPr>
-                <w:sz w:val="18"/>
-                <w:szCs w:val="18"/>
+                <w:sz w:val="20"/>
+                <w:szCs w:val="20"/>
               </w:rPr>
               <w:softHyphen/>
               <w:t>че)</w:t>
@@ -1663,8 +1663,8 @@
             <w:pPr>
               <w:jc w:val="center"/>
               <w:rPr>
-                <w:sz w:val="18"/>
-                <w:szCs w:val="18"/>
+                <w:sz w:val="20"/>
+                <w:szCs w:val="20"/>
               </w:rPr>
             </w:pPr>
           </w:p>
@@ -1684,8 +1684,8 @@
             <w:pPr>
               <w:jc w:val="center"/>
               <w:rPr>
-                <w:sz w:val="18"/>
-                <w:szCs w:val="18"/>
+                <w:sz w:val="20"/>
+                <w:szCs w:val="20"/>
               </w:rPr>
             </w:pPr>
           </w:p>
@@ -1705,8 +1705,8 @@
             <w:pPr>
               <w:jc w:val="center"/>
               <w:rPr>
-                <w:sz w:val="18"/>
-                <w:szCs w:val="18"/>
+                <w:sz w:val="20"/>
+                <w:szCs w:val="20"/>
               </w:rPr>
             </w:pPr>
           </w:p>
@@ -1726,53 +1726,53 @@
               <w:spacing w:before="60"/>
               <w:jc w:val="center"/>
               <w:rPr>
-                <w:sz w:val="18"/>
-                <w:szCs w:val="18"/>
-              </w:rPr>
-            </w:pPr>
-            <w:r>
-              <w:rPr>
-                <w:sz w:val="18"/>
-                <w:szCs w:val="18"/>
+                <w:sz w:val="20"/>
+                <w:szCs w:val="20"/>
+              </w:rPr>
+            </w:pPr>
+            <w:r>
+              <w:rPr>
+                <w:sz w:val="20"/>
+                <w:szCs w:val="20"/>
               </w:rPr>
               <w:t>на</w:t>
             </w:r>
             <w:r>
               <w:rPr>
-                <w:sz w:val="18"/>
-                <w:szCs w:val="18"/>
+                <w:sz w:val="20"/>
+                <w:szCs w:val="20"/>
               </w:rPr>
               <w:softHyphen/>
               <w:t>и</w:t>
             </w:r>
             <w:r>
               <w:rPr>
-                <w:sz w:val="18"/>
-                <w:szCs w:val="18"/>
+                <w:sz w:val="20"/>
+                <w:szCs w:val="20"/>
               </w:rPr>
               <w:softHyphen/>
               <w:t>ме</w:t>
             </w:r>
             <w:r>
               <w:rPr>
-                <w:sz w:val="18"/>
-                <w:szCs w:val="18"/>
+                <w:sz w:val="20"/>
+                <w:szCs w:val="20"/>
               </w:rPr>
               <w:softHyphen/>
               <w:t>но</w:t>
             </w:r>
             <w:r>
               <w:rPr>
-                <w:sz w:val="18"/>
-                <w:szCs w:val="18"/>
+                <w:sz w:val="20"/>
+                <w:szCs w:val="20"/>
               </w:rPr>
               <w:softHyphen/>
               <w:t>ва</w:t>
             </w:r>
             <w:r>
               <w:rPr>
-                <w:sz w:val="18"/>
-                <w:szCs w:val="18"/>
+                <w:sz w:val="20"/>
+                <w:szCs w:val="20"/>
               </w:rPr>
               <w:softHyphen/>
               <w:t>ние</w:t>
@@ -1794,61 +1794,61 @@
               <w:spacing w:before="60"/>
               <w:jc w:val="center"/>
               <w:rPr>
-                <w:sz w:val="18"/>
-                <w:szCs w:val="18"/>
-              </w:rPr>
-            </w:pPr>
-            <w:r>
-              <w:rPr>
-                <w:sz w:val="18"/>
-                <w:szCs w:val="18"/>
+                <w:sz w:val="20"/>
+                <w:szCs w:val="20"/>
+              </w:rPr>
+            </w:pPr>
+            <w:r>
+              <w:rPr>
+                <w:sz w:val="20"/>
+                <w:szCs w:val="20"/>
               </w:rPr>
               <w:t>но</w:t>
             </w:r>
             <w:r>
               <w:rPr>
-                <w:sz w:val="18"/>
-                <w:szCs w:val="18"/>
+                <w:sz w:val="20"/>
+                <w:szCs w:val="20"/>
               </w:rPr>
               <w:softHyphen/>
               <w:t>менк</w:t>
             </w:r>
             <w:r>
               <w:rPr>
-                <w:sz w:val="18"/>
-                <w:szCs w:val="18"/>
+                <w:sz w:val="20"/>
+                <w:szCs w:val="20"/>
               </w:rPr>
               <w:softHyphen/>
               <w:t>ла</w:t>
             </w:r>
             <w:r>
               <w:rPr>
-                <w:sz w:val="18"/>
-                <w:szCs w:val="18"/>
+                <w:sz w:val="20"/>
+                <w:szCs w:val="20"/>
               </w:rPr>
               <w:softHyphen/>
               <w:t>тур</w:t>
             </w:r>
             <w:r>
               <w:rPr>
-                <w:sz w:val="18"/>
-                <w:szCs w:val="18"/>
+                <w:sz w:val="20"/>
+                <w:szCs w:val="20"/>
               </w:rPr>
               <w:softHyphen/>
               <w:t>ный</w:t>
             </w:r>
             <w:r>
               <w:rPr>
-                <w:sz w:val="18"/>
-                <w:szCs w:val="18"/>
+                <w:sz w:val="20"/>
+                <w:szCs w:val="20"/>
               </w:rPr>
               <w:br/>
               <w:t>но</w:t>
             </w:r>
             <w:r>
               <w:rPr>
-                <w:sz w:val="18"/>
-                <w:szCs w:val="18"/>
+                <w:sz w:val="20"/>
+                <w:szCs w:val="20"/>
               </w:rPr>
               <w:softHyphen/>
               <w:t>мер</w:t>
@@ -1870,14 +1870,14 @@
               <w:spacing w:before="60"/>
               <w:jc w:val="center"/>
               <w:rPr>
-                <w:sz w:val="18"/>
-                <w:szCs w:val="18"/>
-              </w:rPr>
-            </w:pPr>
-            <w:r>
-              <w:rPr>
-                <w:sz w:val="18"/>
-                <w:szCs w:val="18"/>
+                <w:sz w:val="20"/>
+                <w:szCs w:val="20"/>
+              </w:rPr>
+            </w:pPr>
+            <w:r>
+              <w:rPr>
+                <w:sz w:val="20"/>
+                <w:szCs w:val="20"/>
               </w:rPr>
               <w:t>код</w:t>
             </w:r>
@@ -1898,53 +1898,53 @@
               <w:spacing w:before="60"/>
               <w:jc w:val="center"/>
               <w:rPr>
-                <w:sz w:val="18"/>
-                <w:szCs w:val="18"/>
-              </w:rPr>
-            </w:pPr>
-            <w:r>
-              <w:rPr>
-                <w:sz w:val="18"/>
-                <w:szCs w:val="18"/>
+                <w:sz w:val="20"/>
+                <w:szCs w:val="20"/>
+              </w:rPr>
+            </w:pPr>
+            <w:r>
+              <w:rPr>
+                <w:sz w:val="20"/>
+                <w:szCs w:val="20"/>
               </w:rPr>
               <w:t>на</w:t>
             </w:r>
             <w:r>
               <w:rPr>
-                <w:sz w:val="18"/>
-                <w:szCs w:val="18"/>
+                <w:sz w:val="20"/>
+                <w:szCs w:val="20"/>
               </w:rPr>
               <w:softHyphen/>
               <w:t>и</w:t>
             </w:r>
             <w:r>
               <w:rPr>
-                <w:sz w:val="18"/>
-                <w:szCs w:val="18"/>
+                <w:sz w:val="20"/>
+                <w:szCs w:val="20"/>
               </w:rPr>
               <w:softHyphen/>
               <w:t>ме</w:t>
             </w:r>
             <w:r>
               <w:rPr>
-                <w:sz w:val="18"/>
-                <w:szCs w:val="18"/>
+                <w:sz w:val="20"/>
+                <w:szCs w:val="20"/>
               </w:rPr>
               <w:softHyphen/>
               <w:t>но</w:t>
             </w:r>
             <w:r>
               <w:rPr>
-                <w:sz w:val="18"/>
-                <w:szCs w:val="18"/>
+                <w:sz w:val="20"/>
+                <w:szCs w:val="20"/>
               </w:rPr>
               <w:softHyphen/>
               <w:t>ва</w:t>
             </w:r>
             <w:r>
               <w:rPr>
-                <w:sz w:val="18"/>
-                <w:szCs w:val="18"/>
+                <w:sz w:val="20"/>
+                <w:szCs w:val="20"/>
               </w:rPr>
               <w:softHyphen/>
               <w:t>ние</w:t>
@@ -1964,8 +1964,8 @@
             <w:pPr>
               <w:jc w:val="center"/>
               <w:rPr>
-                <w:sz w:val="18"/>
-                <w:szCs w:val="18"/>
+                <w:sz w:val="20"/>
+                <w:szCs w:val="20"/>
               </w:rPr>
             </w:pPr>
           </w:p>
@@ -1984,8 +1984,8 @@
             <w:pPr>
               <w:jc w:val="center"/>
               <w:rPr>
-                <w:sz w:val="18"/>
-                <w:szCs w:val="18"/>
+                <w:sz w:val="20"/>
+                <w:szCs w:val="20"/>
               </w:rPr>
             </w:pPr>
           </w:p>
@@ -2003,8 +2003,8 @@
             <w:pPr>
               <w:jc w:val="center"/>
               <w:rPr>
-                <w:sz w:val="18"/>
-                <w:szCs w:val="18"/>
+                <w:sz w:val="20"/>
+                <w:szCs w:val="20"/>
               </w:rPr>
             </w:pPr>
           </w:p>
@@ -2022,8 +2022,8 @@
             <w:pPr>
               <w:jc w:val="center"/>
               <w:rPr>
-                <w:sz w:val="18"/>
-                <w:szCs w:val="18"/>
+                <w:sz w:val="20"/>
+                <w:szCs w:val="20"/>
               </w:rPr>
             </w:pPr>
           </w:p>
@@ -2048,14 +2048,14 @@
               <w:spacing w:before="20"/>
               <w:jc w:val="center"/>
               <w:rPr>
-                <w:sz w:val="18"/>
-                <w:szCs w:val="18"/>
-              </w:rPr>
-            </w:pPr>
-            <w:r>
-              <w:rPr>
-                <w:sz w:val="18"/>
-                <w:szCs w:val="18"/>
+                <w:sz w:val="20"/>
+                <w:szCs w:val="20"/>
+              </w:rPr>
+            </w:pPr>
+            <w:r>
+              <w:rPr>
+                <w:sz w:val="20"/>
+                <w:szCs w:val="20"/>
               </w:rPr>
               <w:t>1</w:t>
             </w:r>
@@ -2077,14 +2077,14 @@
               <w:spacing w:before="20"/>
               <w:jc w:val="center"/>
               <w:rPr>
-                <w:sz w:val="18"/>
-                <w:szCs w:val="18"/>
-              </w:rPr>
-            </w:pPr>
-            <w:r>
-              <w:rPr>
-                <w:sz w:val="18"/>
-                <w:szCs w:val="18"/>
+                <w:sz w:val="20"/>
+                <w:szCs w:val="20"/>
+              </w:rPr>
+            </w:pPr>
+            <w:r>
+              <w:rPr>
+                <w:sz w:val="20"/>
+                <w:szCs w:val="20"/>
               </w:rPr>
               <w:t>2</w:t>
             </w:r>
@@ -2106,14 +2106,14 @@
               <w:spacing w:before="20"/>
               <w:jc w:val="center"/>
               <w:rPr>
-                <w:sz w:val="18"/>
-                <w:szCs w:val="18"/>
-              </w:rPr>
-            </w:pPr>
-            <w:r>
-              <w:rPr>
-                <w:sz w:val="18"/>
-                <w:szCs w:val="18"/>
+                <w:sz w:val="20"/>
+                <w:szCs w:val="20"/>
+              </w:rPr>
+            </w:pPr>
+            <w:r>
+              <w:rPr>
+                <w:sz w:val="20"/>
+                <w:szCs w:val="20"/>
               </w:rPr>
               <w:t>3</w:t>
             </w:r>
@@ -2135,14 +2135,14 @@
               <w:spacing w:before="20"/>
               <w:jc w:val="center"/>
               <w:rPr>
-                <w:sz w:val="18"/>
-                <w:szCs w:val="18"/>
-              </w:rPr>
-            </w:pPr>
-            <w:r>
-              <w:rPr>
-                <w:sz w:val="18"/>
-                <w:szCs w:val="18"/>
+                <w:sz w:val="20"/>
+                <w:szCs w:val="20"/>
+              </w:rPr>
+            </w:pPr>
+            <w:r>
+              <w:rPr>
+                <w:sz w:val="20"/>
+                <w:szCs w:val="20"/>
               </w:rPr>
               <w:t>4</w:t>
             </w:r>
@@ -2164,14 +2164,14 @@
               <w:spacing w:before="20"/>
               <w:jc w:val="center"/>
               <w:rPr>
-                <w:sz w:val="18"/>
-                <w:szCs w:val="18"/>
-              </w:rPr>
-            </w:pPr>
-            <w:r>
-              <w:rPr>
-                <w:sz w:val="18"/>
-                <w:szCs w:val="18"/>
+                <w:sz w:val="20"/>
+                <w:szCs w:val="20"/>
+              </w:rPr>
+            </w:pPr>
+            <w:r>
+              <w:rPr>
+                <w:sz w:val="20"/>
+                <w:szCs w:val="20"/>
               </w:rPr>
               <w:t>5</w:t>
             </w:r>
@@ -2193,14 +2193,14 @@
               <w:spacing w:before="20"/>
               <w:jc w:val="center"/>
               <w:rPr>
-                <w:sz w:val="18"/>
-                <w:szCs w:val="18"/>
-              </w:rPr>
-            </w:pPr>
-            <w:r>
-              <w:rPr>
-                <w:sz w:val="18"/>
-                <w:szCs w:val="18"/>
+                <w:sz w:val="20"/>
+                <w:szCs w:val="20"/>
+              </w:rPr>
+            </w:pPr>
+            <w:r>
+              <w:rPr>
+                <w:sz w:val="20"/>
+                <w:szCs w:val="20"/>
               </w:rPr>
               <w:t>6</w:t>
             </w:r>
@@ -2222,14 +2222,14 @@
               <w:spacing w:before="20"/>
               <w:jc w:val="center"/>
               <w:rPr>
-                <w:sz w:val="18"/>
-                <w:szCs w:val="18"/>
-              </w:rPr>
-            </w:pPr>
-            <w:r>
-              <w:rPr>
-                <w:sz w:val="18"/>
-                <w:szCs w:val="18"/>
+                <w:sz w:val="20"/>
+                <w:szCs w:val="20"/>
+              </w:rPr>
+            </w:pPr>
+            <w:r>
+              <w:rPr>
+                <w:sz w:val="20"/>
+                <w:szCs w:val="20"/>
               </w:rPr>
               <w:t>7</w:t>
             </w:r>
@@ -2251,14 +2251,14 @@
               <w:spacing w:before="20"/>
               <w:jc w:val="center"/>
               <w:rPr>
-                <w:sz w:val="18"/>
-                <w:szCs w:val="18"/>
-              </w:rPr>
-            </w:pPr>
-            <w:r>
-              <w:rPr>
-                <w:sz w:val="18"/>
-                <w:szCs w:val="18"/>
+                <w:sz w:val="20"/>
+                <w:szCs w:val="20"/>
+              </w:rPr>
+            </w:pPr>
+            <w:r>
+              <w:rPr>
+                <w:sz w:val="20"/>
+                <w:szCs w:val="20"/>
               </w:rPr>
               <w:t>8</w:t>
             </w:r>
@@ -2281,14 +2281,14 @@
               <w:spacing w:before="20"/>
               <w:jc w:val="center"/>
               <w:rPr>
-                <w:sz w:val="18"/>
-                <w:szCs w:val="18"/>
-              </w:rPr>
-            </w:pPr>
-            <w:r>
-              <w:rPr>
-                <w:sz w:val="18"/>
-                <w:szCs w:val="18"/>
+                <w:sz w:val="20"/>
+                <w:szCs w:val="20"/>
+              </w:rPr>
+            </w:pPr>
+            <w:r>
+              <w:rPr>
+                <w:sz w:val="20"/>
+                <w:szCs w:val="20"/>
               </w:rPr>
               <w:t>9</w:t>
             </w:r>
@@ -2310,14 +2310,14 @@
               <w:spacing w:before="20"/>
               <w:jc w:val="center"/>
               <w:rPr>
-                <w:sz w:val="18"/>
-                <w:szCs w:val="18"/>
-              </w:rPr>
-            </w:pPr>
-            <w:r>
-              <w:rPr>
-                <w:sz w:val="18"/>
-                <w:szCs w:val="18"/>
+                <w:sz w:val="20"/>
+                <w:szCs w:val="20"/>
+              </w:rPr>
+            </w:pPr>
+            <w:r>
+              <w:rPr>
+                <w:sz w:val="20"/>
+                <w:szCs w:val="20"/>
               </w:rPr>
               <w:t>10</w:t>
             </w:r>
@@ -2339,14 +2339,14 @@
               <w:spacing w:before="20"/>
               <w:jc w:val="center"/>
               <w:rPr>
-                <w:sz w:val="18"/>
-                <w:szCs w:val="18"/>
-              </w:rPr>
-            </w:pPr>
-            <w:r>
-              <w:rPr>
-                <w:sz w:val="18"/>
-                <w:szCs w:val="18"/>
+                <w:sz w:val="20"/>
+                <w:szCs w:val="20"/>
+              </w:rPr>
+            </w:pPr>
+            <w:r>
+              <w:rPr>
+                <w:sz w:val="20"/>
+                <w:szCs w:val="20"/>
               </w:rPr>
               <w:t>11</w:t>
             </w:r>
@@ -2370,11 +2370,16 @@
           <w:p>
             <w:pPr>
               <w:jc w:val="center"/>
+              <w:rPr>
+                <w:sz w:val="20"/>
+                <w:szCs w:val="20"/>
+              </w:rPr>
             </w:pPr>
             <w:r>
               <w:rPr>
                 <w:rFonts w:ascii="Times New Roman" w:eastAsia="Times New Roman" w:hAnsi="Times New Roman"/>
-                <w:sz w:val="14"/>
+                <w:sz w:val="20"/>
+                <w:szCs w:val="20"/>
               </w:rPr>
               <w:t>{{LINE_NO_2}}</w:t>
             </w:r>
@@ -2394,11 +2399,16 @@
           <w:p>
             <w:pPr>
               <w:jc w:val="center"/>
+              <w:rPr>
+                <w:sz w:val="20"/>
+                <w:szCs w:val="20"/>
+              </w:rPr>
             </w:pPr>
             <w:r>
               <w:rPr>
                 <w:rFonts w:ascii="Times New Roman" w:eastAsia="Times New Roman" w:hAnsi="Times New Roman"/>
-                <w:sz w:val="14"/>
+                <w:sz w:val="20"/>
+                <w:szCs w:val="20"/>
               </w:rPr>
               <w:t>{{WORKER_NAME_2}}</w:t>
             </w:r>
@@ -2418,11 +2428,16 @@
           <w:p>
             <w:pPr>
               <w:jc w:val="center"/>
+              <w:rPr>
+                <w:sz w:val="20"/>
+                <w:szCs w:val="20"/>
+              </w:rPr>
             </w:pPr>
             <w:r>
               <w:rPr>
                 <w:rFonts w:ascii="Times New Roman" w:eastAsia="Times New Roman" w:hAnsi="Times New Roman"/>
-                <w:sz w:val="14"/>
+                <w:sz w:val="20"/>
+                <w:szCs w:val="20"/>
               </w:rPr>
               <w:t>{{EMPLOYEE_NUMBER_2}}</w:t>
             </w:r>
@@ -2443,11 +2458,16 @@
           <w:p>
             <w:pPr>
               <w:jc w:val="center"/>
+              <w:rPr>
+                <w:sz w:val="20"/>
+                <w:szCs w:val="20"/>
+              </w:rPr>
             </w:pPr>
             <w:r>
               <w:rPr>
                 <w:rFonts w:ascii="Times New Roman" w:eastAsia="Times New Roman" w:hAnsi="Times New Roman"/>
-                <w:sz w:val="14"/>
+                <w:sz w:val="20"/>
+                <w:szCs w:val="20"/>
               </w:rPr>
               <w:t>{{PPE_NAME}}</w:t>
             </w:r>
@@ -2468,11 +2488,16 @@
           <w:p>
             <w:pPr>
               <w:jc w:val="center"/>
+              <w:rPr>
+                <w:sz w:val="20"/>
+                <w:szCs w:val="20"/>
+              </w:rPr>
             </w:pPr>
             <w:r>
               <w:rPr>
                 <w:rFonts w:ascii="Times New Roman" w:eastAsia="Times New Roman" w:hAnsi="Times New Roman"/>
-                <w:sz w:val="14"/>
+                <w:sz w:val="20"/>
+                <w:szCs w:val="20"/>
               </w:rPr>
               <w:t>{{NOMENCLATURE_NUMBER}}</w:t>
             </w:r>
@@ -2493,11 +2518,16 @@
           <w:p>
             <w:pPr>
               <w:jc w:val="center"/>
+              <w:rPr>
+                <w:sz w:val="20"/>
+                <w:szCs w:val="20"/>
+              </w:rPr>
             </w:pPr>
             <w:r>
               <w:rPr>
                 <w:rFonts w:ascii="Times New Roman" w:eastAsia="Times New Roman" w:hAnsi="Times New Roman"/>
-                <w:sz w:val="14"/>
+                <w:sz w:val="20"/>
+                <w:szCs w:val="20"/>
               </w:rPr>
               <w:t>{{UNIT_CODE}}</w:t>
             </w:r>
@@ -2518,11 +2548,16 @@
           <w:p>
             <w:pPr>
               <w:jc w:val="center"/>
+              <w:rPr>
+                <w:sz w:val="20"/>
+                <w:szCs w:val="20"/>
+              </w:rPr>
             </w:pPr>
             <w:r>
               <w:rPr>
                 <w:rFonts w:ascii="Times New Roman" w:eastAsia="Times New Roman" w:hAnsi="Times New Roman"/>
-                <w:sz w:val="14"/>
+                <w:sz w:val="20"/>
+                <w:szCs w:val="20"/>
               </w:rPr>
               <w:t>{{UNIT_NAME}}</w:t>
             </w:r>
@@ -2543,11 +2578,16 @@
           <w:p>
             <w:pPr>
               <w:jc w:val="center"/>
+              <w:rPr>
+                <w:sz w:val="20"/>
+                <w:szCs w:val="20"/>
+              </w:rPr>
             </w:pPr>
             <w:r>
               <w:rPr>
                 <w:rFonts w:ascii="Times New Roman" w:eastAsia="Times New Roman" w:hAnsi="Times New Roman"/>
-                <w:sz w:val="14"/>
+                <w:sz w:val="20"/>
+                <w:szCs w:val="20"/>
               </w:rPr>
               <w:t>{{QUANTITY}}</w:t>
             </w:r>
@@ -2568,11 +2608,16 @@
           <w:p>
             <w:pPr>
               <w:jc w:val="center"/>
+              <w:rPr>
+                <w:sz w:val="20"/>
+                <w:szCs w:val="20"/>
+              </w:rPr>
             </w:pPr>
             <w:r>
               <w:rPr>
                 <w:rFonts w:ascii="Times New Roman" w:eastAsia="Times New Roman" w:hAnsi="Times New Roman"/>
-                <w:sz w:val="14"/>
+                <w:sz w:val="20"/>
+                <w:szCs w:val="20"/>
               </w:rPr>
               <w:t>{{START_DATE}}</w:t>
             </w:r>
@@ -2594,8 +2639,8 @@
               <w:spacing w:before="20"/>
               <w:jc w:val="center"/>
               <w:rPr>
-                <w:sz w:val="18"/>
-                <w:szCs w:val="18"/>
+                <w:sz w:val="20"/>
+                <w:szCs w:val="20"/>
               </w:rPr>
             </w:pPr>
           </w:p>
@@ -2616,8 +2661,8 @@
               <w:spacing w:before="20"/>
               <w:jc w:val="center"/>
               <w:rPr>
-                <w:sz w:val="18"/>
-                <w:szCs w:val="18"/>
+                <w:sz w:val="20"/>
+                <w:szCs w:val="20"/>
               </w:rPr>
             </w:pPr>
           </w:p>
@@ -2642,8 +2687,8 @@
               <w:spacing w:before="20"/>
               <w:jc w:val="center"/>
               <w:rPr>
-                <w:sz w:val="18"/>
-                <w:szCs w:val="18"/>
+                <w:sz w:val="20"/>
+                <w:szCs w:val="20"/>
               </w:rPr>
             </w:pPr>
           </w:p>
@@ -2664,8 +2709,8 @@
               <w:spacing w:before="20"/>
               <w:jc w:val="center"/>
               <w:rPr>
-                <w:sz w:val="18"/>
-                <w:szCs w:val="18"/>
+                <w:sz w:val="20"/>
+                <w:szCs w:val="20"/>
               </w:rPr>
             </w:pPr>
           </w:p>
@@ -2686,8 +2731,8 @@
               <w:spacing w:before="20"/>
               <w:jc w:val="center"/>
               <w:rPr>
-                <w:sz w:val="18"/>
-                <w:szCs w:val="18"/>
+                <w:sz w:val="20"/>
+                <w:szCs w:val="20"/>
               </w:rPr>
             </w:pPr>
           </w:p>
@@ -2707,11 +2752,16 @@
           <w:p>
             <w:pPr>
               <w:jc w:val="center"/>
+              <w:rPr>
+                <w:sz w:val="20"/>
+                <w:szCs w:val="20"/>
+              </w:rPr>
             </w:pPr>
             <w:r>
               <w:rPr>
                 <w:rFonts w:ascii="Times New Roman" w:eastAsia="Times New Roman" w:hAnsi="Times New Roman"/>
-                <w:sz w:val="14"/>
+                <w:sz w:val="20"/>
+                <w:szCs w:val="20"/>
               </w:rPr>
               <w:t>{{PPE_NAME_2}}</w:t>
             </w:r>
@@ -2732,11 +2782,16 @@
           <w:p>
             <w:pPr>
               <w:jc w:val="center"/>
+              <w:rPr>
+                <w:sz w:val="20"/>
+                <w:szCs w:val="20"/>
+              </w:rPr>
             </w:pPr>
             <w:r>
               <w:rPr>
                 <w:rFonts w:ascii="Times New Roman" w:eastAsia="Times New Roman" w:hAnsi="Times New Roman"/>
-                <w:sz w:val="14"/>
+                <w:sz w:val="20"/>
+                <w:szCs w:val="20"/>
               </w:rPr>
               <w:t>{{NOMENCLATURE_NUMBER_2}}</w:t>
             </w:r>
@@ -2757,11 +2812,16 @@
           <w:p>
             <w:pPr>
               <w:jc w:val="center"/>
+              <w:rPr>
+                <w:sz w:val="20"/>
+                <w:szCs w:val="20"/>
+              </w:rPr>
             </w:pPr>
             <w:r>
               <w:rPr>
                 <w:rFonts w:ascii="Times New Roman" w:eastAsia="Times New Roman" w:hAnsi="Times New Roman"/>
-                <w:sz w:val="14"/>
+                <w:sz w:val="20"/>
+                <w:szCs w:val="20"/>
               </w:rPr>
               <w:t>{{UNIT_CODE_2}}</w:t>
             </w:r>
@@ -2782,11 +2842,16 @@
           <w:p>
             <w:pPr>
               <w:jc w:val="center"/>
+              <w:rPr>
+                <w:sz w:val="20"/>
+                <w:szCs w:val="20"/>
+              </w:rPr>
             </w:pPr>
             <w:r>
               <w:rPr>
                 <w:rFonts w:ascii="Times New Roman" w:eastAsia="Times New Roman" w:hAnsi="Times New Roman"/>
-                <w:sz w:val="14"/>
+                <w:sz w:val="20"/>
+                <w:szCs w:val="20"/>
               </w:rPr>
               <w:t>{{UNIT_NAME_2}}</w:t>
             </w:r>
@@ -2807,11 +2872,16 @@
           <w:p>
             <w:pPr>
               <w:jc w:val="center"/>
+              <w:rPr>
+                <w:sz w:val="20"/>
+                <w:szCs w:val="20"/>
+              </w:rPr>
             </w:pPr>
             <w:r>
               <w:rPr>
                 <w:rFonts w:ascii="Times New Roman" w:eastAsia="Times New Roman" w:hAnsi="Times New Roman"/>
-                <w:sz w:val="14"/>
+                <w:sz w:val="20"/>
+                <w:szCs w:val="20"/>
               </w:rPr>
               <w:t>{{QUANTITY_2}}</w:t>
             </w:r>
@@ -2832,11 +2902,16 @@
           <w:p>
             <w:pPr>
               <w:jc w:val="center"/>
+              <w:rPr>
+                <w:sz w:val="20"/>
+                <w:szCs w:val="20"/>
+              </w:rPr>
             </w:pPr>
             <w:r>
               <w:rPr>
                 <w:rFonts w:ascii="Times New Roman" w:eastAsia="Times New Roman" w:hAnsi="Times New Roman"/>
-                <w:sz w:val="14"/>
+                <w:sz w:val="20"/>
+                <w:szCs w:val="20"/>
               </w:rPr>
               <w:t>{{START_DATE_2}}</w:t>
             </w:r>
@@ -2858,8 +2933,8 @@
               <w:spacing w:before="20"/>
               <w:jc w:val="center"/>
               <w:rPr>
-                <w:sz w:val="18"/>
-                <w:szCs w:val="18"/>
+                <w:sz w:val="20"/>
+                <w:szCs w:val="20"/>
               </w:rPr>
             </w:pPr>
           </w:p>
@@ -2880,8 +2955,8 @@
               <w:spacing w:before="20"/>
               <w:jc w:val="center"/>
               <w:rPr>
-                <w:sz w:val="18"/>
-                <w:szCs w:val="18"/>
+                <w:sz w:val="20"/>
+                <w:szCs w:val="20"/>
               </w:rPr>
             </w:pPr>
           </w:p>
@@ -2906,7 +2981,7 @@
     </w:p>
     <w:tbl>
       <w:tblPr>
-        <w:tblW w:w="14138" w:type="dxa"/>
+        <w:tblW w:w="14884" w:type="dxa"/>
         <w:tblInd w:w="-553" w:type="dxa"/>
         <w:tblBorders>
           <w:top w:val="single" w:sz="4" w:space="0" w:color="auto"/>
@@ -2935,13 +3010,13 @@
         <w:gridCol w:w="1134"/>
         <w:gridCol w:w="454"/>
         <w:gridCol w:w="340"/>
-        <w:gridCol w:w="56"/>
-        <w:gridCol w:w="256"/>
-        <w:gridCol w:w="962"/>
-        <w:gridCol w:w="170"/>
-        <w:gridCol w:w="851"/>
-        <w:gridCol w:w="170"/>
-        <w:gridCol w:w="1418"/>
+        <w:gridCol w:w="235"/>
+        <w:gridCol w:w="77"/>
+        <w:gridCol w:w="1057"/>
+        <w:gridCol w:w="75"/>
+        <w:gridCol w:w="1342"/>
+        <w:gridCol w:w="142"/>
+        <w:gridCol w:w="1701"/>
       </w:tblGrid>
       <w:tr>
         <w:trPr>
@@ -3105,7 +3180,7 @@
         </w:tc>
         <w:tc>
           <w:tcPr>
-            <w:tcW w:w="2853" w:type="dxa"/>
+            <w:tcW w:w="3032" w:type="dxa"/>
             <w:gridSpan w:val="8"/>
             <w:tcBorders>
               <w:top w:val="nil"/>
@@ -3122,16 +3197,16 @@
               <w:rPr>
                 <w:b/>
                 <w:bCs/>
-                <w:sz w:val="19"/>
-                <w:szCs w:val="19"/>
+                <w:sz w:val="20"/>
+                <w:szCs w:val="20"/>
               </w:rPr>
             </w:pPr>
             <w:r>
               <w:rPr>
                 <w:b/>
                 <w:bCs/>
-                <w:sz w:val="19"/>
-                <w:szCs w:val="19"/>
+                <w:sz w:val="20"/>
+                <w:szCs w:val="20"/>
               </w:rPr>
               <w:t>Руководитель подразделения</w:t>
             </w:r>
@@ -3139,7 +3214,7 @@
         </w:tc>
         <w:tc>
           <w:tcPr>
-            <w:tcW w:w="1218" w:type="dxa"/>
+            <w:tcW w:w="1134" w:type="dxa"/>
             <w:gridSpan w:val="2"/>
             <w:tcBorders>
               <w:top w:val="nil"/>
@@ -3190,7 +3265,7 @@
         </w:tc>
         <w:tc>
           <w:tcPr>
-            <w:tcW w:w="170" w:type="dxa"/>
+            <w:tcW w:w="75" w:type="dxa"/>
             <w:tcBorders>
               <w:top w:val="nil"/>
               <w:left w:val="nil"/>
@@ -3211,7 +3286,7 @@
         </w:tc>
         <w:tc>
           <w:tcPr>
-            <w:tcW w:w="851" w:type="dxa"/>
+            <w:tcW w:w="1342" w:type="dxa"/>
             <w:tcBorders>
               <w:top w:val="nil"/>
               <w:left w:val="nil"/>
@@ -3232,7 +3307,7 @@
         </w:tc>
         <w:tc>
           <w:tcPr>
-            <w:tcW w:w="170" w:type="dxa"/>
+            <w:tcW w:w="142" w:type="dxa"/>
             <w:tcBorders>
               <w:top w:val="nil"/>
               <w:left w:val="nil"/>
@@ -3253,7 +3328,7 @@
         </w:tc>
         <w:tc>
           <w:tcPr>
-            <w:tcW w:w="1418" w:type="dxa"/>
+            <w:tcW w:w="1701" w:type="dxa"/>
             <w:tcBorders>
               <w:top w:val="nil"/>
               <w:left w:val="nil"/>
@@ -3431,7 +3506,7 @@
         </w:tc>
         <w:tc>
           <w:tcPr>
-            <w:tcW w:w="2853" w:type="dxa"/>
+            <w:tcW w:w="3032" w:type="dxa"/>
             <w:gridSpan w:val="8"/>
             <w:tcBorders>
               <w:top w:val="nil"/>
@@ -3452,7 +3527,7 @@
         </w:tc>
         <w:tc>
           <w:tcPr>
-            <w:tcW w:w="1218" w:type="dxa"/>
+            <w:tcW w:w="1134" w:type="dxa"/>
             <w:gridSpan w:val="2"/>
             <w:tcBorders>
               <w:top w:val="nil"/>
@@ -3480,7 +3555,7 @@
         </w:tc>
         <w:tc>
           <w:tcPr>
-            <w:tcW w:w="170" w:type="dxa"/>
+            <w:tcW w:w="75" w:type="dxa"/>
             <w:tcBorders>
               <w:top w:val="nil"/>
               <w:left w:val="nil"/>
@@ -3500,7 +3575,7 @@
         </w:tc>
         <w:tc>
           <w:tcPr>
-            <w:tcW w:w="851" w:type="dxa"/>
+            <w:tcW w:w="1342" w:type="dxa"/>
             <w:tcBorders>
               <w:top w:val="nil"/>
               <w:left w:val="nil"/>
@@ -3527,7 +3602,7 @@
         </w:tc>
         <w:tc>
           <w:tcPr>
-            <w:tcW w:w="170" w:type="dxa"/>
+            <w:tcW w:w="142" w:type="dxa"/>
             <w:tcBorders>
               <w:top w:val="nil"/>
               <w:left w:val="nil"/>
@@ -3547,7 +3622,7 @@
         </w:tc>
         <w:tc>
           <w:tcPr>
-            <w:tcW w:w="1418" w:type="dxa"/>
+            <w:tcW w:w="1701" w:type="dxa"/>
             <w:tcBorders>
               <w:top w:val="nil"/>
               <w:left w:val="nil"/>
@@ -3586,7 +3661,7 @@
           <w:gridBefore w:val="7"/>
           <w:gridAfter w:val="5"/>
           <w:wBefore w:w="7797" w:type="dxa"/>
-          <w:wAfter w:w="3571" w:type="dxa"/>
+          <w:wAfter w:w="4317" w:type="dxa"/>
         </w:trPr>
         <w:tc>
           <w:tcPr>
@@ -3612,6 +3687,7 @@
                 <w:sz w:val="20"/>
                 <w:szCs w:val="20"/>
               </w:rPr>
+              <w:lastRenderedPageBreak/>
               <w:t>"</w:t>
             </w:r>
           </w:p>
